--- a/arb/docx/024.content.docx
+++ b/arb/docx/024.content.docx
@@ -163,28 +163,6 @@
           <w:lang w:val="ar_AE" w:bidi="ar_AE"/>
         </w:rPr>
         <w:t>ه</w:t>
-      </w:r>
-      <w:r>
-        <w:rPr>
-          <w:lang w:val="ar_AE" w:bidi="ar_AE"/>
-        </w:rPr>
-      </w:r>
-    </w:p>
-    <w:p>
-      <w:pPr>
-        <w:bidi/>
-      </w:pPr>
-      <w:r>
-        <w:rPr>
-          <w:lang w:val="ar_AE" w:bidi="ar_AE"/>
-        </w:rPr>
-      </w:r>
-      <w:r>
-        <w:rPr>
-          <w:i/>
-          <w:lang w:val="ar_AE" w:bidi="ar_AE"/>
-        </w:rPr>
-        <w:t>الهرطقات المسيحية المبكرة, الهوية المجتمعية</w:t>
       </w:r>
       <w:r>
         <w:rPr>

--- a/arb/docx/024.content.docx
+++ b/arb/docx/024.content.docx
@@ -22,7 +22,7 @@
         <w:rPr>
           <w:lang w:val="ar_AE" w:bidi="ar_AE"/>
         </w:rPr>
-        <w:t>Resource: Study Notes - Themes (Tyndale)</w:t>
+        <w:t>Resource: Tyndale Open Study Notes</w:t>
       </w:r>
       <w:r>
         <w:rPr>
@@ -122,7 +122,7 @@
         <w:rPr>
           <w:lang w:val="ar_AE" w:bidi="ar_AE"/>
         </w:rPr>
-        <w:t>Study Notes - Themes (Tyndale)</w:t>
+        <w:t>Tyndale Open Study Notes</w:t>
       </w:r>
     </w:p>
     <w:p>

--- a/arb/docx/024.content.docx
+++ b/arb/docx/024.content.docx
@@ -22,7 +22,7 @@
         <w:rPr>
           <w:lang w:val="ar_AE" w:bidi="ar_AE"/>
         </w:rPr>
-        <w:t>Resource: Tyndale Open Study Notes</w:t>
+        <w:t>Resource: Aquifer Open Study Notes (Themes)</w:t>
       </w:r>
       <w:r>
         <w:rPr>
@@ -122,7 +122,7 @@
         <w:rPr>
           <w:lang w:val="ar_AE" w:bidi="ar_AE"/>
         </w:rPr>
-        <w:t>Tyndale Open Study Notes</w:t>
+        <w:t>Aquifer Open Study Notes (Themes)</w:t>
       </w:r>
     </w:p>
     <w:p>

--- a/arb/docx/024.content.docx
+++ b/arb/docx/024.content.docx
@@ -9,6 +9,8 @@
       </w:pPr>
       <w:r>
         <w:rPr>
+          <w:rtl/>
+          <w:cs/>
           <w:lang w:val="ar_AE" w:bidi="ar_AE"/>
         </w:rPr>
       </w:r>
@@ -20,12 +22,16 @@
       </w:pPr>
       <w:r>
         <w:rPr>
+          <w:rtl/>
+          <w:cs/>
           <w:lang w:val="ar_AE" w:bidi="ar_AE"/>
         </w:rPr>
         <w:t>Resource: Aquifer Open Study Notes (Themes)</w:t>
       </w:r>
       <w:r>
         <w:rPr>
+          <w:rtl/>
+          <w:cs/>
           <w:lang w:val="ar_AE" w:bidi="ar_AE"/>
         </w:rPr>
       </w:r>
@@ -36,12 +42,16 @@
       </w:pPr>
       <w:r>
         <w:rPr>
+          <w:rtl/>
+          <w:cs/>
           <w:lang w:val="ar_AE" w:bidi="ar_AE"/>
         </w:rPr>
       </w:r>
       <w:r>
         <w:rPr>
           <w:b/>
+          <w:rtl/>
+          <w:cs/>
           <w:lang w:val="ar_AE" w:bidi="ar_AE"/>
         </w:rPr>
         <w:t>Aquifer Open Study Notes (Themes)</w:t>
@@ -53,35 +63,47 @@
       </w:pPr>
       <w:r>
         <w:rPr>
-          <w:lang w:val="ar_AE" w:bidi="ar_AE"/>
-        </w:rPr>
-      </w:r>
-      <w:r>
-        <w:rPr>
+          <w:rtl/>
+          <w:cs/>
+          <w:lang w:val="ar_AE" w:bidi="ar_AE"/>
+        </w:rPr>
+      </w:r>
+      <w:r>
+        <w:rPr>
+          <w:rtl/>
+          <w:cs/>
           <w:lang w:val="ar_AE" w:bidi="ar_AE"/>
         </w:rPr>
         <w:t xml:space="preserve">This work is an adaptation of </w:t>
       </w:r>
       <w:r>
         <w:rPr>
+          <w:rtl/>
+          <w:cs/>
           <w:lang w:val="ar_AE" w:bidi="ar_AE"/>
         </w:rPr>
         <w:t>Tyndale Open Study Notes</w:t>
       </w:r>
       <w:r>
         <w:rPr>
+          <w:rtl/>
+          <w:cs/>
           <w:lang w:val="ar_AE" w:bidi="ar_AE"/>
         </w:rPr>
         <w:t xml:space="preserve"> © 2023 Tyndale House Publishers, licensed under the CC BY-SA 4.0 license. The adaptation, </w:t>
       </w:r>
       <w:r>
         <w:rPr>
+          <w:rtl/>
+          <w:cs/>
           <w:lang w:val="ar_AE" w:bidi="ar_AE"/>
         </w:rPr>
         <w:t>Aquifer Open Study Notes</w:t>
       </w:r>
       <w:r>
         <w:rPr>
+          <w:rtl/>
+          <w:cs/>
           <w:lang w:val="ar_AE" w:bidi="ar_AE"/>
         </w:rPr>
         <w:t>, was created by Mission Mutual and is also licensed under CC BY-SA 4.0.</w:t>
@@ -93,22 +115,30 @@
       </w:pPr>
       <w:r>
         <w:rPr>
-          <w:lang w:val="ar_AE" w:bidi="ar_AE"/>
-        </w:rPr>
-      </w:r>
-      <w:r>
-        <w:rPr>
+          <w:rtl/>
+          <w:cs/>
+          <w:lang w:val="ar_AE" w:bidi="ar_AE"/>
+        </w:rPr>
+      </w:r>
+      <w:r>
+        <w:rPr>
+          <w:rtl/>
+          <w:cs/>
           <w:lang w:val="ar_AE" w:bidi="ar_AE"/>
         </w:rPr>
         <w:t>This resource has been adapted into multiple languages, including English, Tok Pisin, Arabic (عربي), French (Français), Hindi (हिंदी), Indonesian (Bahasa Indonesia), Portuguese (Português), Russian (Русский), Spanish (Español), Swahili (Kiswahili), and Simplified Chinese (简体中文).</w:t>
       </w:r>
       <w:r>
         <w:rPr>
-          <w:lang w:val="ar_AE" w:bidi="ar_AE"/>
-        </w:rPr>
-      </w:r>
-      <w:r>
-        <w:rPr>
+          <w:rtl/>
+          <w:cs/>
+          <w:lang w:val="ar_AE" w:bidi="ar_AE"/>
+        </w:rPr>
+      </w:r>
+      <w:r>
+        <w:rPr>
+          <w:rtl/>
+          <w:cs/>
           <w:lang w:val="ar_AE" w:bidi="ar_AE"/>
         </w:rPr>
       </w:r>
@@ -120,6 +150,8 @@
       </w:pPr>
       <w:r>
         <w:rPr>
+          <w:rtl/>
+          <w:cs/>
           <w:lang w:val="ar_AE" w:bidi="ar_AE"/>
         </w:rPr>
         <w:t>Aquifer Open Study Notes (Themes)</w:t>
@@ -149,6 +181,8 @@
       </w:pPr>
       <w:r>
         <w:rPr>
+          <w:rtl/>
+          <w:cs/>
           <w:lang w:val="ar_AE" w:bidi="ar_AE"/>
         </w:rPr>
       </w:r>
@@ -160,12 +194,16 @@
       </w:pPr>
       <w:r>
         <w:rPr>
+          <w:rtl/>
+          <w:cs/>
           <w:lang w:val="ar_AE" w:bidi="ar_AE"/>
         </w:rPr>
         <w:t>ه</w:t>
       </w:r>
       <w:r>
         <w:rPr>
+          <w:rtl/>
+          <w:cs/>
           <w:lang w:val="ar_AE" w:bidi="ar_AE"/>
         </w:rPr>
       </w:r>
@@ -176,22 +214,30 @@
       </w:pPr>
       <w:r>
         <w:rPr>
-          <w:lang w:val="ar_AE" w:bidi="ar_AE"/>
-        </w:rPr>
-      </w:r>
-      <w:r>
-        <w:rPr>
+          <w:rtl/>
+          <w:cs/>
+          <w:lang w:val="ar_AE" w:bidi="ar_AE"/>
+        </w:rPr>
+      </w:r>
+      <w:r>
+        <w:rPr>
+          <w:rtl/>
+          <w:cs/>
           <w:lang w:val="ar_AE" w:bidi="ar_AE"/>
         </w:rPr>
         <w:t xml:space="preserve"> </w:t>
       </w:r>
       <w:r>
         <w:rPr>
-          <w:lang w:val="ar_AE" w:bidi="ar_AE"/>
-        </w:rPr>
-      </w:r>
-      <w:r>
-        <w:rPr>
+          <w:rtl/>
+          <w:cs/>
+          <w:lang w:val="ar_AE" w:bidi="ar_AE"/>
+        </w:rPr>
+      </w:r>
+      <w:r>
+        <w:rPr>
+          <w:rtl/>
+          <w:cs/>
           <w:lang w:val="ar_AE" w:bidi="ar_AE"/>
         </w:rPr>
       </w:r>
@@ -217,6 +263,8 @@
       </w:pPr>
       <w:r>
         <w:rPr>
+          <w:rtl/>
+          <w:cs/>
           <w:lang w:val="ar_AE" w:bidi="ar_AE"/>
         </w:rPr>
       </w:r>
@@ -228,12 +276,16 @@
       </w:pPr>
       <w:r>
         <w:rPr>
+          <w:rtl/>
+          <w:cs/>
           <w:lang w:val="ar_AE" w:bidi="ar_AE"/>
         </w:rPr>
         <w:t>الهرطقات المسيحية المبكرة</w:t>
       </w:r>
       <w:r>
         <w:rPr>
+          <w:rtl/>
+          <w:cs/>
           <w:lang w:val="ar_AE" w:bidi="ar_AE"/>
         </w:rPr>
       </w:r>
@@ -245,6 +297,8 @@
       </w:pPr>
       <w:r>
         <w:rPr>
+          <w:rtl/>
+          <w:cs/>
           <w:lang w:val="ar_AE" w:bidi="ar_AE"/>
         </w:rPr>
         <w:t>الهرطقة (البدعة)</w:t>
@@ -256,11 +310,15 @@
       </w:pPr>
       <w:r>
         <w:rPr>
-          <w:lang w:val="ar_AE" w:bidi="ar_AE"/>
-        </w:rPr>
-      </w:r>
-      <w:r>
-        <w:rPr>
+          <w:rtl/>
+          <w:cs/>
+          <w:lang w:val="ar_AE" w:bidi="ar_AE"/>
+        </w:rPr>
+      </w:r>
+      <w:r>
+        <w:rPr>
+          <w:rtl/>
+          <w:cs/>
           <w:lang w:val="ar_AE" w:bidi="ar_AE"/>
         </w:rPr>
         <w:t>الكلمة اليونانية "هيريسيس" (</w:t>
@@ -268,12 +326,16 @@
       <w:r>
         <w:rPr>
           <w:i/>
+          <w:rtl/>
+          <w:cs/>
           <w:lang w:val="ar_AE" w:bidi="ar_AE"/>
         </w:rPr>
         <w:t>hairesis</w:t>
       </w:r>
       <w:r>
         <w:rPr>
+          <w:rtl/>
+          <w:cs/>
           <w:lang w:val="ar_AE" w:bidi="ar_AE"/>
         </w:rPr>
         <w:t>)، التي تعني مبدئيًّا "خيار"، تشير إلى طائفة أو شيعة أو فصيل. على سبيل المثال، كان الصدوقيون طائفة (شيعة) داخل الديانة اليهودية، وكذلك الفريسيون أيضًا (</w:t>
@@ -281,6 +343,8 @@
       <w:hyperlink r:id="rId13">
         <w:r>
           <w:rPr>
+            <w:rtl/>
+            <w:cs/>
             <w:lang w:val="ar_AE" w:bidi="ar_AE"/>
           </w:rPr>
           <w:rPr>
@@ -292,6 +356,8 @@
       </w:hyperlink>
       <w:r>
         <w:rPr>
+          <w:rtl/>
+          <w:cs/>
           <w:lang w:val="ar_AE" w:bidi="ar_AE"/>
         </w:rPr>
         <w:t xml:space="preserve">؛ </w:t>
@@ -299,6 +365,8 @@
       <w:hyperlink r:id="rId14">
         <w:r>
           <w:rPr>
+            <w:rtl/>
+            <w:cs/>
             <w:lang w:val="ar_AE" w:bidi="ar_AE"/>
           </w:rPr>
           <w:rPr>
@@ -310,6 +378,8 @@
       </w:hyperlink>
       <w:r>
         <w:rPr>
+          <w:rtl/>
+          <w:cs/>
           <w:lang w:val="ar_AE" w:bidi="ar_AE"/>
         </w:rPr>
         <w:t>). وقد أُطلِق على المؤمنين الأوائل بيسوع المسيا اسم "شيعة الناصريين" (</w:t>
@@ -317,6 +387,8 @@
       <w:hyperlink r:id="rId15">
         <w:r>
           <w:rPr>
+            <w:rtl/>
+            <w:cs/>
             <w:lang w:val="ar_AE" w:bidi="ar_AE"/>
           </w:rPr>
           <w:rPr>
@@ -328,6 +400,8 @@
       </w:hyperlink>
       <w:r>
         <w:rPr>
+          <w:rtl/>
+          <w:cs/>
           <w:lang w:val="ar_AE" w:bidi="ar_AE"/>
         </w:rPr>
         <w:t>). في كل أية من هذه الآيات، كانت كلمة "هيريسيس" تعني ببساطة جماعة أو طائفة أو شيعة.</w:t>
@@ -339,11 +413,15 @@
       </w:pPr>
       <w:r>
         <w:rPr>
-          <w:lang w:val="ar_AE" w:bidi="ar_AE"/>
-        </w:rPr>
-      </w:r>
-      <w:r>
-        <w:rPr>
+          <w:rtl/>
+          <w:cs/>
+          <w:lang w:val="ar_AE" w:bidi="ar_AE"/>
+        </w:rPr>
+      </w:r>
+      <w:r>
+        <w:rPr>
+          <w:rtl/>
+          <w:cs/>
           <w:lang w:val="ar_AE" w:bidi="ar_AE"/>
         </w:rPr>
         <w:t>ومع توسُّع الكنيسة وامتدادها، صاروا يطلقون على أي جماعة مثيرة للشقاقات داخل أي كنيسة محلية الاسم "هيريسيس". يشير هذا المصطلح إلى طائفة ذات معتقدات متعارضة مع الحقائق التي علَّمها الرسل. وقد حذر بولس كنيسة كورنثوس من نشأة جماعات مثيرة للشقاقات فيما بينهم (</w:t>
@@ -351,6 +429,8 @@
       <w:hyperlink r:id="rId16">
         <w:r>
           <w:rPr>
+            <w:rtl/>
+            <w:cs/>
             <w:lang w:val="ar_AE" w:bidi="ar_AE"/>
           </w:rPr>
           <w:rPr>
@@ -362,6 +442,8 @@
       </w:hyperlink>
       <w:r>
         <w:rPr>
+          <w:rtl/>
+          <w:cs/>
           <w:lang w:val="ar_AE" w:bidi="ar_AE"/>
         </w:rPr>
         <w:t>).</w:t>
@@ -373,11 +455,15 @@
       </w:pPr>
       <w:r>
         <w:rPr>
-          <w:lang w:val="ar_AE" w:bidi="ar_AE"/>
-        </w:rPr>
-      </w:r>
-      <w:r>
-        <w:rPr>
+          <w:rtl/>
+          <w:cs/>
+          <w:lang w:val="ar_AE" w:bidi="ar_AE"/>
+        </w:rPr>
+      </w:r>
+      <w:r>
+        <w:rPr>
+          <w:rtl/>
+          <w:cs/>
           <w:lang w:val="ar_AE" w:bidi="ar_AE"/>
         </w:rPr>
         <w:t>في النهاية، أصبحت كلمة Heresy (هرطقة) تشير إلى التعليم الحائد عن المعيار الصحيح، والذي يجعل الناس يتخلُّون عن الإيمان القويم (أي المعتقدات التقليدية والثابتة). حذر بطرس المؤمنين من المعلِّمين الكذبة الذين سيحاولون تضليل المؤمنين من خلال "بِدَعَ هَلَاكٍ" (</w:t>
@@ -385,6 +471,8 @@
       <w:hyperlink r:id="rId17">
         <w:r>
           <w:rPr>
+            <w:rtl/>
+            <w:cs/>
             <w:lang w:val="ar_AE" w:bidi="ar_AE"/>
           </w:rPr>
           <w:rPr>
@@ -396,6 +484,8 @@
       </w:hyperlink>
       <w:r>
         <w:rPr>
+          <w:rtl/>
+          <w:cs/>
           <w:lang w:val="ar_AE" w:bidi="ar_AE"/>
         </w:rPr>
         <w:t>). واليوم، صار هذا هو الفهم المعتاد لكلمة heresy (بدعة أو هرطقة). فهي تشير إلى التعليم الكاذب الذي يضر بإيمان بعض المؤمنين ويسبب شقاقات داخل الكنيسة.</w:t>
@@ -408,6 +498,8 @@
       </w:pPr>
       <w:r>
         <w:rPr>
+          <w:rtl/>
+          <w:cs/>
           <w:lang w:val="ar_AE" w:bidi="ar_AE"/>
         </w:rPr>
         <w:t>هرطقتان (بدعتان) مبكرتان</w:t>
@@ -419,11 +511,15 @@
       </w:pPr>
       <w:r>
         <w:rPr>
-          <w:lang w:val="ar_AE" w:bidi="ar_AE"/>
-        </w:rPr>
-      </w:r>
-      <w:r>
-        <w:rPr>
+          <w:rtl/>
+          <w:cs/>
+          <w:lang w:val="ar_AE" w:bidi="ar_AE"/>
+        </w:rPr>
+      </w:r>
+      <w:r>
+        <w:rPr>
+          <w:rtl/>
+          <w:cs/>
           <w:lang w:val="ar_AE" w:bidi="ar_AE"/>
         </w:rPr>
         <w:t>كانت هناك هرطقتان رئيسيتان شائعتان في الكنيسة في أيام الرسول يوحنا، وهما الغنوسية والدوسيتية.</w:t>
@@ -436,6 +532,8 @@
       </w:pPr>
       <w:r>
         <w:rPr>
+          <w:rtl/>
+          <w:cs/>
           <w:lang w:val="ar_AE" w:bidi="ar_AE"/>
         </w:rPr>
         <w:t>الغنوسية</w:t>
@@ -447,11 +545,15 @@
       </w:pPr>
       <w:r>
         <w:rPr>
-          <w:lang w:val="ar_AE" w:bidi="ar_AE"/>
-        </w:rPr>
-      </w:r>
-      <w:r>
-        <w:rPr>
+          <w:rtl/>
+          <w:cs/>
+          <w:lang w:val="ar_AE" w:bidi="ar_AE"/>
+        </w:rPr>
+      </w:r>
+      <w:r>
+        <w:rPr>
+          <w:rtl/>
+          <w:cs/>
           <w:lang w:val="ar_AE" w:bidi="ar_AE"/>
         </w:rPr>
         <w:t>ادَّعت الغنوسية تمتُّع أنصارها بمعرفة روحية خاصة وسرية. اعتقد العديد من الغنوسيين بوجود تسلسل هرمي للكائنات، حيث يحتل الله الأزلي القمة، ومنه انبثقت مجموعة من الكائنات الروحية الأدنى. وضمن هذه الكائنات الإله الخالق، الذي يُحسَب شريرًا. وهذا الإله الخالق هو الذي خلق العالم المادي، الذي يشمل البشر أيضًا.</w:t>
@@ -463,11 +565,15 @@
       </w:pPr>
       <w:r>
         <w:rPr>
-          <w:lang w:val="ar_AE" w:bidi="ar_AE"/>
-        </w:rPr>
-      </w:r>
-      <w:r>
-        <w:rPr>
+          <w:rtl/>
+          <w:cs/>
+          <w:lang w:val="ar_AE" w:bidi="ar_AE"/>
+        </w:rPr>
+      </w:r>
+      <w:r>
+        <w:rPr>
+          <w:rtl/>
+          <w:cs/>
           <w:lang w:val="ar_AE" w:bidi="ar_AE"/>
         </w:rPr>
         <w:t xml:space="preserve">على غرار تعاليم الفيلسوف اليوناني أفلاطون، اعتقد هؤلاء الغنوسيون بأن كلَّ ما هو مادي هو شرٌّ، وبأنه يوجد عالم روحي "حقيقي". وكان هدفهم هو البحث عن "البذار" الروحية داخل ذواتهم من خلال "المعرفة" (في اليونانية </w:t>
@@ -475,12 +581,16 @@
       <w:r>
         <w:rPr>
           <w:i/>
+          <w:rtl/>
+          <w:cs/>
           <w:lang w:val="ar_AE" w:bidi="ar_AE"/>
         </w:rPr>
         <w:t>gnōsis</w:t>
       </w:r>
       <w:r>
         <w:rPr>
+          <w:rtl/>
+          <w:cs/>
           <w:lang w:val="ar_AE" w:bidi="ar_AE"/>
         </w:rPr>
         <w:t>) السرية.</w:t>
@@ -492,11 +602,15 @@
       </w:pPr>
       <w:r>
         <w:rPr>
-          <w:lang w:val="ar_AE" w:bidi="ar_AE"/>
-        </w:rPr>
-      </w:r>
-      <w:r>
-        <w:rPr>
+          <w:rtl/>
+          <w:cs/>
+          <w:lang w:val="ar_AE" w:bidi="ar_AE"/>
+        </w:rPr>
+      </w:r>
+      <w:r>
+        <w:rPr>
+          <w:rtl/>
+          <w:cs/>
           <w:lang w:val="ar_AE" w:bidi="ar_AE"/>
         </w:rPr>
         <w:t>هذه المعرفة ستساعدهم على الخروج من العالم المادي والانضمام إلى العالم الروحي. أسفر هذا الاعتقاد عن ردود فعل مختلفة تجاه العالم المادي. فقد تجنَّب بعض الغنوسيين المتعة الجسدية في تشدُّد، بينما عاش آخرون في حرية تامة متَّبعين رغباتهم الجسدية، وحاسبين أن أفعالهم لا تمثل أهمية.</w:t>
@@ -508,11 +622,15 @@
       </w:pPr>
       <w:r>
         <w:rPr>
-          <w:lang w:val="ar_AE" w:bidi="ar_AE"/>
-        </w:rPr>
-      </w:r>
-      <w:r>
-        <w:rPr>
+          <w:rtl/>
+          <w:cs/>
+          <w:lang w:val="ar_AE" w:bidi="ar_AE"/>
+        </w:rPr>
+      </w:r>
+      <w:r>
+        <w:rPr>
+          <w:rtl/>
+          <w:cs/>
           <w:lang w:val="ar_AE" w:bidi="ar_AE"/>
         </w:rPr>
         <w:t>نشأت الغنوسية من دمج المسيحية مع الفلسفة اليونانية، وشدَّدت على الحاجة إلى معرفة خاصة تُغيِّر المعتقدات والممارسات المسيحية التقليدية. وكثيرًا ما أدرج الغنوسيون المسيح في معتقداتهم، معتبرين إياه واحدًا من العديد من "الانبثاقات" من كائن أسمى. اعتقد العديد من الغنوسيين أن المسيح علَّم بعض أتباعه كيفية العثور على "الشرارة" الروحية بداخلهم، وكيفية التواصل مع العالم الروحي.</w:t>
@@ -524,11 +642,15 @@
       </w:pPr>
       <w:r>
         <w:rPr>
-          <w:lang w:val="ar_AE" w:bidi="ar_AE"/>
-        </w:rPr>
-      </w:r>
-      <w:r>
-        <w:rPr>
+          <w:rtl/>
+          <w:cs/>
+          <w:lang w:val="ar_AE" w:bidi="ar_AE"/>
+        </w:rPr>
+      </w:r>
+      <w:r>
+        <w:rPr>
+          <w:rtl/>
+          <w:cs/>
           <w:lang w:val="ar_AE" w:bidi="ar_AE"/>
         </w:rPr>
         <w:t>العديد من الكتابات المسيحية في القرنين الأول والثاني تصدَّت للتعاليم الغنوسية الكاذبة.</w:t>
@@ -541,6 +663,8 @@
       </w:pPr>
       <w:r>
         <w:rPr>
+          <w:rtl/>
+          <w:cs/>
           <w:lang w:val="ar_AE" w:bidi="ar_AE"/>
         </w:rPr>
         <w:t>الدوسيتية</w:t>
@@ -552,11 +676,15 @@
       </w:pPr>
       <w:r>
         <w:rPr>
-          <w:lang w:val="ar_AE" w:bidi="ar_AE"/>
-        </w:rPr>
-      </w:r>
-      <w:r>
-        <w:rPr>
+          <w:rtl/>
+          <w:cs/>
+          <w:lang w:val="ar_AE" w:bidi="ar_AE"/>
+        </w:rPr>
+      </w:r>
+      <w:r>
+        <w:rPr>
+          <w:rtl/>
+          <w:cs/>
           <w:lang w:val="ar_AE" w:bidi="ar_AE"/>
         </w:rPr>
         <w:t>كانت الدوسيتية نوعًا من الغنوسية. وقد علَّمت بأن المسيح بدا فقط وكأن له جسدًا بشريًا، في ميلاده الجسدي، وموته، وقيامته. الفعل "دوكيو" (</w:t>
@@ -564,12 +692,16 @@
       <w:r>
         <w:rPr>
           <w:i/>
+          <w:rtl/>
+          <w:cs/>
           <w:lang w:val="ar_AE" w:bidi="ar_AE"/>
         </w:rPr>
         <w:t>dokeo</w:t>
       </w:r>
       <w:r>
         <w:rPr>
+          <w:rtl/>
+          <w:cs/>
           <w:lang w:val="ar_AE" w:bidi="ar_AE"/>
         </w:rPr>
         <w:t>) هو فعل يوناني معناه "يبدو" أو "يظهر".</w:t>
@@ -581,11 +713,15 @@
       </w:pPr>
       <w:r>
         <w:rPr>
-          <w:lang w:val="ar_AE" w:bidi="ar_AE"/>
-        </w:rPr>
-      </w:r>
-      <w:r>
-        <w:rPr>
+          <w:rtl/>
+          <w:cs/>
+          <w:lang w:val="ar_AE" w:bidi="ar_AE"/>
+        </w:rPr>
+      </w:r>
+      <w:r>
+        <w:rPr>
+          <w:rtl/>
+          <w:cs/>
           <w:lang w:val="ar_AE" w:bidi="ar_AE"/>
         </w:rPr>
         <w:t>ادَّعى أحد الدوسيتيين الأوائل الذي يُدعى سيرنثوس أن "المسيح" الروحي انضم إلى يسوع البشري عند معموديته. وقد ظل موجودًا طوال فترة خدمته، لكنه فارقه قبل آلامه وموته. كانت هذه الحركة تَأمَل في حماية ألوهية الله من أن تتلوَّث بطبيعة يسوع البشرية. ووفقًا لتقليد الكنيسة الأولى، عارض الرسول يوحنا بشدة تعاليم سيرنثوس (انظر إيريناوس، "ضد الهرطقات</w:t>
@@ -593,12 +729,16 @@
       <w:r>
         <w:rPr>
           <w:i/>
+          <w:rtl/>
+          <w:cs/>
           <w:lang w:val="ar_AE" w:bidi="ar_AE"/>
         </w:rPr>
         <w:t>"</w:t>
       </w:r>
       <w:r>
         <w:rPr>
+          <w:rtl/>
+          <w:cs/>
           <w:lang w:val="ar_AE" w:bidi="ar_AE"/>
         </w:rPr>
         <w:t xml:space="preserve"> 3.3.4؛ قارن ذلك مع </w:t>
@@ -606,6 +746,8 @@
       <w:hyperlink r:id="rId18">
         <w:r>
           <w:rPr>
+            <w:rtl/>
+            <w:cs/>
             <w:lang w:val="ar_AE" w:bidi="ar_AE"/>
           </w:rPr>
           <w:rPr>
@@ -617,6 +759,8 @@
       </w:hyperlink>
       <w:r>
         <w:rPr>
+          <w:rtl/>
+          <w:cs/>
           <w:lang w:val="ar_AE" w:bidi="ar_AE"/>
         </w:rPr>
         <w:t xml:space="preserve">؛ </w:t>
@@ -624,6 +768,8 @@
       <w:hyperlink r:id="rId19">
         <w:r>
           <w:rPr>
+            <w:rtl/>
+            <w:cs/>
             <w:lang w:val="ar_AE" w:bidi="ar_AE"/>
           </w:rPr>
           <w:rPr>
@@ -635,6 +781,8 @@
       </w:hyperlink>
       <w:r>
         <w:rPr>
+          <w:rtl/>
+          <w:cs/>
           <w:lang w:val="ar_AE" w:bidi="ar_AE"/>
         </w:rPr>
         <w:t>).</w:t>
@@ -646,11 +794,15 @@
       </w:pPr>
       <w:r>
         <w:rPr>
-          <w:lang w:val="ar_AE" w:bidi="ar_AE"/>
-        </w:rPr>
-      </w:r>
-      <w:r>
-        <w:rPr>
+          <w:rtl/>
+          <w:cs/>
+          <w:lang w:val="ar_AE" w:bidi="ar_AE"/>
+        </w:rPr>
+      </w:r>
+      <w:r>
+        <w:rPr>
+          <w:rtl/>
+          <w:cs/>
           <w:lang w:val="ar_AE" w:bidi="ar_AE"/>
         </w:rPr>
         <w:t>يؤمن المسيحيون الحقيقيون بالتجسد، الذي به أصبح الله إنسانًا حقيقيًا له لحم ودم في شخص يسوع الناصري. كان ناسوت يسوع حقيقيًّا. فقد كان إنسانًا حقيقيًا اشترك معنا في اللحم والدم، كي يتمكن من أن يخلص البشر بلحمه ودمه.</w:t>
@@ -662,11 +814,15 @@
       </w:pPr>
       <w:r>
         <w:rPr>
-          <w:lang w:val="ar_AE" w:bidi="ar_AE"/>
-        </w:rPr>
-      </w:r>
-      <w:r>
-        <w:rPr>
+          <w:rtl/>
+          <w:cs/>
+          <w:lang w:val="ar_AE" w:bidi="ar_AE"/>
+        </w:rPr>
+      </w:r>
+      <w:r>
+        <w:rPr>
+          <w:rtl/>
+          <w:cs/>
           <w:lang w:val="ar_AE" w:bidi="ar_AE"/>
         </w:rPr>
         <w:t>كان إغناطيوس تلميذًا للرسول يوحنا، وأصبح لاحقًا أسقف أنطاكية. وقد كتب رسائل ضد الدوسيتية. ويُعتبر إغناطيوس أول شخص بعد كُتَّاب العهد الجديد يَذكُر ميلاد يسوع العذراوي. وشدَّد أيضًا على أن الرسل لمسوا جسد ربِّهم القائم من بين الأموات. وأشار إغناطيوس إلى أنه يستطيع أن يواجه الاستشهاد (الموت في سبيل المعتقدات) بشجاعة بسبب آلام يسوع المسيح الحقيقية على الصليب وقيامته بالجسد.</w:t>
@@ -678,12 +834,16 @@
       </w:pPr>
       <w:r>
         <w:rPr>
+          <w:rtl/>
+          <w:cs/>
           <w:lang w:val="ar_AE" w:bidi="ar_AE"/>
         </w:rPr>
       </w:r>
       <w:r>
         <w:rPr>
           <w:u w:val="single"/>
+          <w:rtl/>
+          <w:cs/>
           <w:lang w:val="ar_AE" w:bidi="ar_AE"/>
         </w:rPr>
         <w:t>مقاطع كتابية لدراسة أعمق</w:t>
@@ -695,12 +855,16 @@
       </w:pPr>
       <w:r>
         <w:rPr>
+          <w:rtl/>
+          <w:cs/>
           <w:lang w:val="ar_AE" w:bidi="ar_AE"/>
         </w:rPr>
       </w:r>
       <w:hyperlink r:id="rId20">
         <w:r>
           <w:rPr>
+            <w:rtl/>
+            <w:cs/>
             <w:lang w:val="ar_AE" w:bidi="ar_AE"/>
           </w:rPr>
           <w:rPr>
@@ -712,6 +876,8 @@
       </w:hyperlink>
       <w:r>
         <w:rPr>
+          <w:rtl/>
+          <w:cs/>
           <w:lang w:val="ar_AE" w:bidi="ar_AE"/>
         </w:rPr>
         <w:t xml:space="preserve">؛ </w:t>
@@ -719,6 +885,8 @@
       <w:hyperlink r:id="rId21">
         <w:r>
           <w:rPr>
+            <w:rtl/>
+            <w:cs/>
             <w:lang w:val="ar_AE" w:bidi="ar_AE"/>
           </w:rPr>
           <w:rPr>
@@ -730,6 +898,8 @@
       </w:hyperlink>
       <w:r>
         <w:rPr>
+          <w:rtl/>
+          <w:cs/>
           <w:lang w:val="ar_AE" w:bidi="ar_AE"/>
         </w:rPr>
         <w:t xml:space="preserve">؛ </w:t>
@@ -737,6 +907,8 @@
       <w:hyperlink r:id="rId22">
         <w:r>
           <w:rPr>
+            <w:rtl/>
+            <w:cs/>
             <w:lang w:val="ar_AE" w:bidi="ar_AE"/>
           </w:rPr>
           <w:rPr>
@@ -748,6 +920,8 @@
       </w:hyperlink>
       <w:r>
         <w:rPr>
+          <w:rtl/>
+          <w:cs/>
           <w:lang w:val="ar_AE" w:bidi="ar_AE"/>
         </w:rPr>
         <w:t xml:space="preserve">؛ </w:t>
@@ -755,6 +929,8 @@
       <w:hyperlink r:id="rId23">
         <w:r>
           <w:rPr>
+            <w:rtl/>
+            <w:cs/>
             <w:lang w:val="ar_AE" w:bidi="ar_AE"/>
           </w:rPr>
           <w:rPr>
@@ -766,6 +942,8 @@
       </w:hyperlink>
       <w:r>
         <w:rPr>
+          <w:rtl/>
+          <w:cs/>
           <w:lang w:val="ar_AE" w:bidi="ar_AE"/>
         </w:rPr>
         <w:t xml:space="preserve">؛ </w:t>
@@ -773,6 +951,8 @@
       <w:hyperlink r:id="rId24">
         <w:r>
           <w:rPr>
+            <w:rtl/>
+            <w:cs/>
             <w:lang w:val="ar_AE" w:bidi="ar_AE"/>
           </w:rPr>
           <w:rPr>
@@ -784,6 +964,8 @@
       </w:hyperlink>
       <w:r>
         <w:rPr>
+          <w:rtl/>
+          <w:cs/>
           <w:lang w:val="ar_AE" w:bidi="ar_AE"/>
         </w:rPr>
         <w:t xml:space="preserve">؛ </w:t>
@@ -791,6 +973,8 @@
       <w:hyperlink r:id="rId25">
         <w:r>
           <w:rPr>
+            <w:rtl/>
+            <w:cs/>
             <w:lang w:val="ar_AE" w:bidi="ar_AE"/>
           </w:rPr>
           <w:rPr>
@@ -802,6 +986,8 @@
       </w:hyperlink>
       <w:r>
         <w:rPr>
+          <w:rtl/>
+          <w:cs/>
           <w:lang w:val="ar_AE" w:bidi="ar_AE"/>
         </w:rPr>
         <w:t xml:space="preserve">؛ </w:t>
@@ -809,6 +995,8 @@
       <w:hyperlink r:id="rId26">
         <w:r>
           <w:rPr>
+            <w:rtl/>
+            <w:cs/>
             <w:lang w:val="ar_AE" w:bidi="ar_AE"/>
           </w:rPr>
           <w:rPr>
@@ -820,6 +1008,8 @@
       </w:hyperlink>
       <w:r>
         <w:rPr>
+          <w:rtl/>
+          <w:cs/>
           <w:lang w:val="ar_AE" w:bidi="ar_AE"/>
         </w:rPr>
         <w:t xml:space="preserve">؛ </w:t>
@@ -827,6 +1017,8 @@
       <w:hyperlink r:id="rId18">
         <w:r>
           <w:rPr>
+            <w:rtl/>
+            <w:cs/>
             <w:lang w:val="ar_AE" w:bidi="ar_AE"/>
           </w:rPr>
           <w:rPr>
@@ -838,6 +1030,8 @@
       </w:hyperlink>
       <w:r>
         <w:rPr>
+          <w:rtl/>
+          <w:cs/>
           <w:lang w:val="ar_AE" w:bidi="ar_AE"/>
         </w:rPr>
         <w:t xml:space="preserve">؛ </w:t>
@@ -845,6 +1039,8 @@
       <w:hyperlink r:id="rId27">
         <w:r>
           <w:rPr>
+            <w:rtl/>
+            <w:cs/>
             <w:lang w:val="ar_AE" w:bidi="ar_AE"/>
           </w:rPr>
           <w:rPr>
@@ -856,6 +1052,8 @@
       </w:hyperlink>
       <w:r>
         <w:rPr>
+          <w:rtl/>
+          <w:cs/>
           <w:lang w:val="ar_AE" w:bidi="ar_AE"/>
         </w:rPr>
         <w:t xml:space="preserve">؛ </w:t>
@@ -863,6 +1061,8 @@
       <w:hyperlink r:id="rId28">
         <w:r>
           <w:rPr>
+            <w:rtl/>
+            <w:cs/>
             <w:lang w:val="ar_AE" w:bidi="ar_AE"/>
           </w:rPr>
           <w:rPr>
@@ -874,6 +1074,8 @@
       </w:hyperlink>
       <w:r>
         <w:rPr>
+          <w:rtl/>
+          <w:cs/>
           <w:lang w:val="ar_AE" w:bidi="ar_AE"/>
         </w:rPr>
         <w:t xml:space="preserve">؛ </w:t>
@@ -881,6 +1083,8 @@
       <w:hyperlink r:id="rId29">
         <w:r>
           <w:rPr>
+            <w:rtl/>
+            <w:cs/>
             <w:lang w:val="ar_AE" w:bidi="ar_AE"/>
           </w:rPr>
           <w:rPr>
@@ -892,6 +1096,8 @@
       </w:hyperlink>
       <w:r>
         <w:rPr>
+          <w:rtl/>
+          <w:cs/>
           <w:lang w:val="ar_AE" w:bidi="ar_AE"/>
         </w:rPr>
         <w:t xml:space="preserve">، </w:t>
@@ -899,6 +1105,8 @@
       <w:hyperlink r:id="rId30">
         <w:r>
           <w:rPr>
+            <w:rtl/>
+            <w:cs/>
             <w:lang w:val="ar_AE" w:bidi="ar_AE"/>
           </w:rPr>
           <w:rPr>
@@ -910,6 +1118,8 @@
       </w:hyperlink>
       <w:r>
         <w:rPr>
+          <w:rtl/>
+          <w:cs/>
           <w:lang w:val="ar_AE" w:bidi="ar_AE"/>
         </w:rPr>
         <w:t xml:space="preserve">، </w:t>
@@ -917,6 +1127,8 @@
       <w:hyperlink r:id="rId31">
         <w:r>
           <w:rPr>
+            <w:rtl/>
+            <w:cs/>
             <w:lang w:val="ar_AE" w:bidi="ar_AE"/>
           </w:rPr>
           <w:rPr>
@@ -928,11 +1140,15 @@
       </w:hyperlink>
       <w:r>
         <w:rPr>
-          <w:lang w:val="ar_AE" w:bidi="ar_AE"/>
-        </w:rPr>
-      </w:r>
-      <w:r>
-        <w:rPr>
+          <w:rtl/>
+          <w:cs/>
+          <w:lang w:val="ar_AE" w:bidi="ar_AE"/>
+        </w:rPr>
+      </w:r>
+      <w:r>
+        <w:rPr>
+          <w:rtl/>
+          <w:cs/>
           <w:lang w:val="ar_AE" w:bidi="ar_AE"/>
         </w:rPr>
       </w:r>
@@ -943,6 +1159,8 @@
       </w:pPr>
       <w:r>
         <w:rPr>
+          <w:rtl/>
+          <w:cs/>
           <w:lang w:val="ar_AE" w:bidi="ar_AE"/>
         </w:rPr>
       </w:r>
@@ -954,12 +1172,16 @@
       </w:pPr>
       <w:r>
         <w:rPr>
+          <w:rtl/>
+          <w:cs/>
           <w:lang w:val="ar_AE" w:bidi="ar_AE"/>
         </w:rPr>
         <w:t>الهوية المجتمعية</w:t>
       </w:r>
       <w:r>
         <w:rPr>
+          <w:rtl/>
+          <w:cs/>
           <w:lang w:val="ar_AE" w:bidi="ar_AE"/>
         </w:rPr>
       </w:r>
@@ -970,11 +1192,15 @@
       </w:pPr>
       <w:r>
         <w:rPr>
-          <w:lang w:val="ar_AE" w:bidi="ar_AE"/>
-        </w:rPr>
-      </w:r>
-      <w:r>
-        <w:rPr>
+          <w:rtl/>
+          <w:cs/>
+          <w:lang w:val="ar_AE" w:bidi="ar_AE"/>
+        </w:rPr>
+      </w:r>
+      <w:r>
+        <w:rPr>
+          <w:rtl/>
+          <w:cs/>
           <w:lang w:val="ar_AE" w:bidi="ar_AE"/>
         </w:rPr>
         <w:t>في العديد من الثقافات الغربية، يركّز الناس غالبًا على الهوية الفردية والاستقلال الشخصي. أما في المقابل، فإن العديد من الثقافات الشرقية، مثل تلك التي في الصين والهند، تُعلّي من شأن العلاقات الأسرية والمجتمعية فوق المصالح الفردية. وبطريقة مشابهة، كانت هوية الشخص وأهميته، في إسرائيل القديمة، تأتي من دوره في المجتمع. كان من المتوقع من جميع الإسرائيليين أن يحملوا هوية مشتركة كـ "أبناء إسرائيل" وأن يُظهروا الصفات التي تميّز هذا الشعب ككل.</w:t>
@@ -986,11 +1212,15 @@
       </w:pPr>
       <w:r>
         <w:rPr>
-          <w:lang w:val="ar_AE" w:bidi="ar_AE"/>
-        </w:rPr>
-      </w:r>
-      <w:r>
-        <w:rPr>
+          <w:rtl/>
+          <w:cs/>
+          <w:lang w:val="ar_AE" w:bidi="ar_AE"/>
+        </w:rPr>
+      </w:r>
+      <w:r>
+        <w:rPr>
+          <w:rtl/>
+          <w:cs/>
           <w:lang w:val="ar_AE" w:bidi="ar_AE"/>
         </w:rPr>
         <w:t>في العهد القديم، كثيرًا ما يتحدّث الله إلى الشعب كله بصيغة المفرد، مما يسلّط الضوء على وحدتهم كجماعة واحدة. فعلى سبيل المثال، تُستخدَم الوصايا العشر وبركة هرون بصيغة المفرد (</w:t>
@@ -998,6 +1228,8 @@
       <w:hyperlink r:id="rId32">
         <w:r>
           <w:rPr>
+            <w:rtl/>
+            <w:cs/>
             <w:lang w:val="ar_AE" w:bidi="ar_AE"/>
           </w:rPr>
           <w:rPr>
@@ -1009,6 +1241,8 @@
       </w:hyperlink>
       <w:r>
         <w:rPr>
+          <w:rtl/>
+          <w:cs/>
           <w:lang w:val="ar_AE" w:bidi="ar_AE"/>
         </w:rPr>
         <w:t xml:space="preserve">؛ </w:t>
@@ -1016,6 +1250,8 @@
       <w:hyperlink r:id="rId33">
         <w:r>
           <w:rPr>
+            <w:rtl/>
+            <w:cs/>
             <w:lang w:val="ar_AE" w:bidi="ar_AE"/>
           </w:rPr>
           <w:rPr>
@@ -1027,6 +1263,8 @@
       </w:hyperlink>
       <w:r>
         <w:rPr>
+          <w:rtl/>
+          <w:cs/>
           <w:lang w:val="ar_AE" w:bidi="ar_AE"/>
         </w:rPr>
         <w:t xml:space="preserve">). وفي هذا السياق، كان من الممكن أن يُمثِّل شخص واحد الجماعة كلها، كما يمكن أن تُمثَّل الجماعة بشخص واحد. </w:t>
@@ -1038,23 +1276,31 @@
       </w:pPr>
       <w:r>
         <w:rPr>
-          <w:lang w:val="ar_AE" w:bidi="ar_AE"/>
-        </w:rPr>
-      </w:r>
-      <w:r>
-        <w:rPr>
+          <w:rtl/>
+          <w:cs/>
+          <w:lang w:val="ar_AE" w:bidi="ar_AE"/>
+        </w:rPr>
+      </w:r>
+      <w:r>
+        <w:rPr>
+          <w:rtl/>
+          <w:cs/>
           <w:lang w:val="ar_AE" w:bidi="ar_AE"/>
         </w:rPr>
         <w:t>على سبيل المثال، يطلب نحميا المغفرة عن الخطايا التي أدت إلى السبي البابلي، قائلاً، "</w:t>
       </w:r>
       <w:r>
         <w:rPr>
+          <w:rtl/>
+          <w:cs/>
           <w:lang w:val="ar_AE" w:bidi="ar_AE"/>
         </w:rPr>
         <w:t>أَنَا وَبَيْتُ أَبِي قَدْ أَخْطَأْنَا</w:t>
       </w:r>
       <w:r>
         <w:rPr>
+          <w:rtl/>
+          <w:cs/>
           <w:lang w:val="ar_AE" w:bidi="ar_AE"/>
         </w:rPr>
         <w:t>" (</w:t>
@@ -1062,6 +1308,8 @@
       <w:hyperlink r:id="rId34">
         <w:r>
           <w:rPr>
+            <w:rtl/>
+            <w:cs/>
             <w:lang w:val="ar_AE" w:bidi="ar_AE"/>
           </w:rPr>
           <w:rPr>
@@ -1073,6 +1321,8 @@
       </w:hyperlink>
       <w:r>
         <w:rPr>
+          <w:rtl/>
+          <w:cs/>
           <w:lang w:val="ar_AE" w:bidi="ar_AE"/>
         </w:rPr>
         <w:t>). كان نحميا والي يهوذا من 445 إلى 433 قبل الميلاد، أي بعد حوالي 140 عامًا من خراب أورشليم في 586 قبل الميلاد. لذلك، لم يكن هو من ارتكب تلك الخطايا. ومع ذلك، فإنه في الصلاة يعتبر نفسه جزءاً من هذا الشعب، ويربط نفسه بخطايا شعبه.</w:t>
@@ -1084,11 +1334,15 @@
       </w:pPr>
       <w:r>
         <w:rPr>
-          <w:lang w:val="ar_AE" w:bidi="ar_AE"/>
-        </w:rPr>
-      </w:r>
-      <w:r>
-        <w:rPr>
+          <w:rtl/>
+          <w:cs/>
+          <w:lang w:val="ar_AE" w:bidi="ar_AE"/>
+        </w:rPr>
+      </w:r>
+      <w:r>
+        <w:rPr>
+          <w:rtl/>
+          <w:cs/>
           <w:lang w:val="ar_AE" w:bidi="ar_AE"/>
         </w:rPr>
         <w:t>بطريقة مماثلة، كان يمكن لرئيس الكهنة أن يُمثّل الشعب كله في يوم الكفّارة (</w:t>
@@ -1096,6 +1350,8 @@
       <w:hyperlink r:id="rId35">
         <w:r>
           <w:rPr>
+            <w:rtl/>
+            <w:cs/>
             <w:lang w:val="ar_AE" w:bidi="ar_AE"/>
           </w:rPr>
           <w:rPr>
@@ -1107,6 +1363,8 @@
       </w:hyperlink>
       <w:r>
         <w:rPr>
+          <w:rtl/>
+          <w:cs/>
           <w:lang w:val="ar_AE" w:bidi="ar_AE"/>
         </w:rPr>
         <w:t>). ونظرًا للارتباط الوثيق بين الأفراد والمجتمع، يمكن أن تتحول خطية الشخص إلى خطية جماعية إن لم يتم التعامل معها (</w:t>
@@ -1114,6 +1372,8 @@
       <w:hyperlink r:id="rId36">
         <w:r>
           <w:rPr>
+            <w:rtl/>
+            <w:cs/>
             <w:lang w:val="ar_AE" w:bidi="ar_AE"/>
           </w:rPr>
           <w:rPr>
@@ -1125,6 +1385,8 @@
       </w:hyperlink>
       <w:r>
         <w:rPr>
+          <w:rtl/>
+          <w:cs/>
           <w:lang w:val="ar_AE" w:bidi="ar_AE"/>
         </w:rPr>
         <w:t xml:space="preserve">; </w:t>
@@ -1132,6 +1394,8 @@
       <w:hyperlink r:id="rId37">
         <w:r>
           <w:rPr>
+            <w:rtl/>
+            <w:cs/>
             <w:lang w:val="ar_AE" w:bidi="ar_AE"/>
           </w:rPr>
           <w:rPr>
@@ -1143,6 +1407,8 @@
       </w:hyperlink>
       <w:r>
         <w:rPr>
+          <w:rtl/>
+          <w:cs/>
           <w:lang w:val="ar_AE" w:bidi="ar_AE"/>
         </w:rPr>
         <w:t>).</w:t>
@@ -1154,11 +1420,15 @@
       </w:pPr>
       <w:r>
         <w:rPr>
-          <w:lang w:val="ar_AE" w:bidi="ar_AE"/>
-        </w:rPr>
-      </w:r>
-      <w:r>
-        <w:rPr>
+          <w:rtl/>
+          <w:cs/>
+          <w:lang w:val="ar_AE" w:bidi="ar_AE"/>
+        </w:rPr>
+      </w:r>
+      <w:r>
+        <w:rPr>
+          <w:rtl/>
+          <w:cs/>
           <w:lang w:val="ar_AE" w:bidi="ar_AE"/>
         </w:rPr>
         <w:t>وأيضًا، على نفس النهج، يصف بولس المجتمع المسيحي بأنه "جسد المسيح" (</w:t>
@@ -1166,6 +1436,8 @@
       <w:hyperlink r:id="rId38">
         <w:r>
           <w:rPr>
+            <w:rtl/>
+            <w:cs/>
             <w:lang w:val="ar_AE" w:bidi="ar_AE"/>
           </w:rPr>
           <w:rPr>
@@ -1177,6 +1449,8 @@
       </w:hyperlink>
       <w:r>
         <w:rPr>
+          <w:rtl/>
+          <w:cs/>
           <w:lang w:val="ar_AE" w:bidi="ar_AE"/>
         </w:rPr>
         <w:t xml:space="preserve">; </w:t>
@@ -1184,6 +1458,8 @@
       <w:hyperlink r:id="rId39">
         <w:r>
           <w:rPr>
+            <w:rtl/>
+            <w:cs/>
             <w:lang w:val="ar_AE" w:bidi="ar_AE"/>
           </w:rPr>
           <w:rPr>
@@ -1195,6 +1471,8 @@
       </w:hyperlink>
       <w:r>
         <w:rPr>
+          <w:rtl/>
+          <w:cs/>
           <w:lang w:val="ar_AE" w:bidi="ar_AE"/>
         </w:rPr>
         <w:t>). فالأعضاء يتشاركون هوية المسيح من خلال الروح القدس، ويُظهِرون حياته في حياتهم اليومية. معًا، ويعلنون حضوره وشخصه للعالم. ويشجع الرسول بولس كنيسة غلاطية على أن يحملوا بعضهم أثقال البعض، وهكذا يتمثّلون بالمسيح ويعيشون كمثاله (</w:t>
@@ -1202,6 +1480,8 @@
       <w:hyperlink r:id="rId40">
         <w:r>
           <w:rPr>
+            <w:rtl/>
+            <w:cs/>
             <w:lang w:val="ar_AE" w:bidi="ar_AE"/>
           </w:rPr>
           <w:rPr>
@@ -1213,6 +1493,8 @@
       </w:hyperlink>
       <w:r>
         <w:rPr>
+          <w:rtl/>
+          <w:cs/>
           <w:lang w:val="ar_AE" w:bidi="ar_AE"/>
         </w:rPr>
         <w:t xml:space="preserve">; </w:t>
@@ -1220,6 +1502,8 @@
       <w:hyperlink r:id="rId41">
         <w:r>
           <w:rPr>
+            <w:rtl/>
+            <w:cs/>
             <w:lang w:val="ar_AE" w:bidi="ar_AE"/>
           </w:rPr>
           <w:rPr>
@@ -1231,6 +1515,8 @@
       </w:hyperlink>
       <w:r>
         <w:rPr>
+          <w:rtl/>
+          <w:cs/>
           <w:lang w:val="ar_AE" w:bidi="ar_AE"/>
         </w:rPr>
         <w:t>).</w:t>
@@ -1242,12 +1528,16 @@
       </w:pPr>
       <w:r>
         <w:rPr>
+          <w:rtl/>
+          <w:cs/>
           <w:lang w:val="ar_AE" w:bidi="ar_AE"/>
         </w:rPr>
       </w:r>
       <w:r>
         <w:rPr>
           <w:u w:val="single"/>
+          <w:rtl/>
+          <w:cs/>
           <w:lang w:val="ar_AE" w:bidi="ar_AE"/>
         </w:rPr>
         <w:t>مقاطع لمزيد من الدراسة</w:t>
@@ -1259,12 +1549,16 @@
       </w:pPr>
       <w:r>
         <w:rPr>
+          <w:rtl/>
+          <w:cs/>
           <w:lang w:val="ar_AE" w:bidi="ar_AE"/>
         </w:rPr>
       </w:r>
       <w:hyperlink r:id="rId42">
         <w:r>
           <w:rPr>
+            <w:rtl/>
+            <w:cs/>
             <w:lang w:val="ar_AE" w:bidi="ar_AE"/>
           </w:rPr>
           <w:rPr>
@@ -1276,6 +1570,8 @@
       </w:hyperlink>
       <w:r>
         <w:rPr>
+          <w:rtl/>
+          <w:cs/>
           <w:lang w:val="ar_AE" w:bidi="ar_AE"/>
         </w:rPr>
         <w:t xml:space="preserve">، </w:t>
@@ -1283,6 +1579,8 @@
       <w:hyperlink r:id="rId43">
         <w:r>
           <w:rPr>
+            <w:rtl/>
+            <w:cs/>
             <w:lang w:val="ar_AE" w:bidi="ar_AE"/>
           </w:rPr>
           <w:rPr>
@@ -1294,6 +1592,8 @@
       </w:hyperlink>
       <w:r>
         <w:rPr>
+          <w:rtl/>
+          <w:cs/>
           <w:lang w:val="ar_AE" w:bidi="ar_AE"/>
         </w:rPr>
         <w:t xml:space="preserve">؛ </w:t>
@@ -1301,6 +1601,8 @@
       <w:hyperlink r:id="rId36">
         <w:r>
           <w:rPr>
+            <w:rtl/>
+            <w:cs/>
             <w:lang w:val="ar_AE" w:bidi="ar_AE"/>
           </w:rPr>
           <w:rPr>
@@ -1312,6 +1614,8 @@
       </w:hyperlink>
       <w:r>
         <w:rPr>
+          <w:rtl/>
+          <w:cs/>
           <w:lang w:val="ar_AE" w:bidi="ar_AE"/>
         </w:rPr>
         <w:t xml:space="preserve">؛ </w:t>
@@ -1319,6 +1623,8 @@
       <w:hyperlink r:id="rId37">
         <w:r>
           <w:rPr>
+            <w:rtl/>
+            <w:cs/>
             <w:lang w:val="ar_AE" w:bidi="ar_AE"/>
           </w:rPr>
           <w:rPr>
@@ -1330,6 +1636,8 @@
       </w:hyperlink>
       <w:r>
         <w:rPr>
+          <w:rtl/>
+          <w:cs/>
           <w:lang w:val="ar_AE" w:bidi="ar_AE"/>
         </w:rPr>
         <w:t xml:space="preserve">؛ </w:t>
@@ -1337,6 +1645,8 @@
       <w:hyperlink r:id="rId44">
         <w:r>
           <w:rPr>
+            <w:rtl/>
+            <w:cs/>
             <w:lang w:val="ar_AE" w:bidi="ar_AE"/>
           </w:rPr>
           <w:rPr>
@@ -1348,6 +1658,8 @@
       </w:hyperlink>
       <w:r>
         <w:rPr>
+          <w:rtl/>
+          <w:cs/>
           <w:lang w:val="ar_AE" w:bidi="ar_AE"/>
         </w:rPr>
         <w:t xml:space="preserve">؛ </w:t>
@@ -1355,6 +1667,8 @@
       <w:hyperlink r:id="rId34">
         <w:r>
           <w:rPr>
+            <w:rtl/>
+            <w:cs/>
             <w:lang w:val="ar_AE" w:bidi="ar_AE"/>
           </w:rPr>
           <w:rPr>
@@ -1366,6 +1680,8 @@
       </w:hyperlink>
       <w:r>
         <w:rPr>
+          <w:rtl/>
+          <w:cs/>
           <w:lang w:val="ar_AE" w:bidi="ar_AE"/>
         </w:rPr>
         <w:t xml:space="preserve">؛ </w:t>
@@ -1373,6 +1689,8 @@
       <w:hyperlink r:id="rId45">
         <w:r>
           <w:rPr>
+            <w:rtl/>
+            <w:cs/>
             <w:lang w:val="ar_AE" w:bidi="ar_AE"/>
           </w:rPr>
           <w:rPr>
@@ -1384,6 +1702,8 @@
       </w:hyperlink>
       <w:r>
         <w:rPr>
+          <w:rtl/>
+          <w:cs/>
           <w:lang w:val="ar_AE" w:bidi="ar_AE"/>
         </w:rPr>
         <w:t xml:space="preserve">؛ </w:t>
@@ -1391,6 +1711,8 @@
       <w:hyperlink r:id="rId40">
         <w:r>
           <w:rPr>
+            <w:rtl/>
+            <w:cs/>
             <w:lang w:val="ar_AE" w:bidi="ar_AE"/>
           </w:rPr>
           <w:rPr>
@@ -1402,6 +1724,8 @@
       </w:hyperlink>
       <w:r>
         <w:rPr>
+          <w:rtl/>
+          <w:cs/>
           <w:lang w:val="ar_AE" w:bidi="ar_AE"/>
         </w:rPr>
         <w:t xml:space="preserve">؛ </w:t>
@@ -1409,6 +1733,8 @@
       <w:hyperlink r:id="rId46">
         <w:r>
           <w:rPr>
+            <w:rtl/>
+            <w:cs/>
             <w:lang w:val="ar_AE" w:bidi="ar_AE"/>
           </w:rPr>
           <w:rPr>
@@ -1420,11 +1746,15 @@
       </w:hyperlink>
       <w:r>
         <w:rPr>
-          <w:lang w:val="ar_AE" w:bidi="ar_AE"/>
-        </w:rPr>
-      </w:r>
-      <w:r>
-        <w:rPr>
+          <w:rtl/>
+          <w:cs/>
+          <w:lang w:val="ar_AE" w:bidi="ar_AE"/>
+        </w:rPr>
+      </w:r>
+      <w:r>
+        <w:rPr>
+          <w:rtl/>
+          <w:cs/>
           <w:lang w:val="ar_AE" w:bidi="ar_AE"/>
         </w:rPr>
       </w:r>

--- a/arb/docx/024.content.docx
+++ b/arb/docx/024.content.docx
@@ -340,20 +340,14 @@
         </w:rPr>
         <w:t>)، التي تعني مبدئيًّا "خيار"، تشير إلى طائفة أو شيعة أو فصيل. على سبيل المثال، كان الصدوقيون طائفة (شيعة) داخل الديانة اليهودية، وكذلك الفريسيون أيضًا (</w:t>
       </w:r>
-      <w:hyperlink r:id="rId13">
-        <w:r>
-          <w:rPr>
-            <w:rtl/>
-            <w:cs/>
-            <w:lang w:val="ar_AE" w:bidi="ar_AE"/>
-          </w:rPr>
-          <w:rPr>
-            <w:color w:val="0000EE"/>
-            <w:u w:val="single"/>
-          </w:rPr>
-          <w:t>أعمال الرسل 5: 17</w:t>
-        </w:r>
-      </w:hyperlink>
+      <w:r>
+        <w:rPr>
+          <w:rtl/>
+          <w:cs/>
+          <w:lang w:val="ar_AE" w:bidi="ar_AE"/>
+        </w:rPr>
+        <w:t>أعمال الرسل 5: 17</w:t>
+      </w:r>
       <w:r>
         <w:rPr>
           <w:rtl/>
@@ -362,20 +356,14 @@
         </w:rPr>
         <w:t xml:space="preserve">؛ </w:t>
       </w:r>
-      <w:hyperlink r:id="rId14">
-        <w:r>
-          <w:rPr>
-            <w:rtl/>
-            <w:cs/>
-            <w:lang w:val="ar_AE" w:bidi="ar_AE"/>
-          </w:rPr>
-          <w:rPr>
-            <w:color w:val="0000EE"/>
-            <w:u w:val="single"/>
-          </w:rPr>
-          <w:t>15: 5</w:t>
-        </w:r>
-      </w:hyperlink>
+      <w:r>
+        <w:rPr>
+          <w:rtl/>
+          <w:cs/>
+          <w:lang w:val="ar_AE" w:bidi="ar_AE"/>
+        </w:rPr>
+        <w:t>15: 5</w:t>
+      </w:r>
       <w:r>
         <w:rPr>
           <w:rtl/>
@@ -384,20 +372,14 @@
         </w:rPr>
         <w:t>). وقد أُطلِق على المؤمنين الأوائل بيسوع المسيا اسم "شيعة الناصريين" (</w:t>
       </w:r>
-      <w:hyperlink r:id="rId15">
-        <w:r>
-          <w:rPr>
-            <w:rtl/>
-            <w:cs/>
-            <w:lang w:val="ar_AE" w:bidi="ar_AE"/>
-          </w:rPr>
-          <w:rPr>
-            <w:color w:val="0000EE"/>
-            <w:u w:val="single"/>
-          </w:rPr>
-          <w:t>أعمال الرسل 24: 5</w:t>
-        </w:r>
-      </w:hyperlink>
+      <w:r>
+        <w:rPr>
+          <w:rtl/>
+          <w:cs/>
+          <w:lang w:val="ar_AE" w:bidi="ar_AE"/>
+        </w:rPr>
+        <w:t>أعمال الرسل 24: 5</w:t>
+      </w:r>
       <w:r>
         <w:rPr>
           <w:rtl/>
@@ -426,20 +408,14 @@
         </w:rPr>
         <w:t>ومع توسُّع الكنيسة وامتدادها، صاروا يطلقون على أي جماعة مثيرة للشقاقات داخل أي كنيسة محلية الاسم "هيريسيس". يشير هذا المصطلح إلى طائفة ذات معتقدات متعارضة مع الحقائق التي علَّمها الرسل. وقد حذر بولس كنيسة كورنثوس من نشأة جماعات مثيرة للشقاقات فيما بينهم (</w:t>
       </w:r>
-      <w:hyperlink r:id="rId16">
-        <w:r>
-          <w:rPr>
-            <w:rtl/>
-            <w:cs/>
-            <w:lang w:val="ar_AE" w:bidi="ar_AE"/>
-          </w:rPr>
-          <w:rPr>
-            <w:color w:val="0000EE"/>
-            <w:u w:val="single"/>
-          </w:rPr>
-          <w:t>1كورنثوس 11: 19</w:t>
-        </w:r>
-      </w:hyperlink>
+      <w:r>
+        <w:rPr>
+          <w:rtl/>
+          <w:cs/>
+          <w:lang w:val="ar_AE" w:bidi="ar_AE"/>
+        </w:rPr>
+        <w:t>1كورنثوس 11: 19</w:t>
+      </w:r>
       <w:r>
         <w:rPr>
           <w:rtl/>
@@ -468,20 +444,14 @@
         </w:rPr>
         <w:t>في النهاية، أصبحت كلمة Heresy (هرطقة) تشير إلى التعليم الحائد عن المعيار الصحيح، والذي يجعل الناس يتخلُّون عن الإيمان القويم (أي المعتقدات التقليدية والثابتة). حذر بطرس المؤمنين من المعلِّمين الكذبة الذين سيحاولون تضليل المؤمنين من خلال "بِدَعَ هَلَاكٍ" (</w:t>
       </w:r>
-      <w:hyperlink r:id="rId17">
-        <w:r>
-          <w:rPr>
-            <w:rtl/>
-            <w:cs/>
-            <w:lang w:val="ar_AE" w:bidi="ar_AE"/>
-          </w:rPr>
-          <w:rPr>
-            <w:color w:val="0000EE"/>
-            <w:u w:val="single"/>
-          </w:rPr>
-          <w:t>2بطرس 2: 1</w:t>
-        </w:r>
-      </w:hyperlink>
+      <w:r>
+        <w:rPr>
+          <w:rtl/>
+          <w:cs/>
+          <w:lang w:val="ar_AE" w:bidi="ar_AE"/>
+        </w:rPr>
+        <w:t>2بطرس 2: 1</w:t>
+      </w:r>
       <w:r>
         <w:rPr>
           <w:rtl/>
@@ -743,20 +713,14 @@
         </w:rPr>
         <w:t xml:space="preserve"> 3.3.4؛ قارن ذلك مع </w:t>
       </w:r>
-      <w:hyperlink r:id="rId18">
-        <w:r>
-          <w:rPr>
-            <w:rtl/>
-            <w:cs/>
-            <w:lang w:val="ar_AE" w:bidi="ar_AE"/>
-          </w:rPr>
-          <w:rPr>
-            <w:color w:val="0000EE"/>
-            <w:u w:val="single"/>
-          </w:rPr>
-          <w:t>1يوحنا 5: 5–8</w:t>
-        </w:r>
-      </w:hyperlink>
+      <w:r>
+        <w:rPr>
+          <w:rtl/>
+          <w:cs/>
+          <w:lang w:val="ar_AE" w:bidi="ar_AE"/>
+        </w:rPr>
+        <w:t>1يوحنا 5: 5–8</w:t>
+      </w:r>
       <w:r>
         <w:rPr>
           <w:rtl/>
@@ -765,20 +729,14 @@
         </w:rPr>
         <w:t xml:space="preserve">؛ </w:t>
       </w:r>
-      <w:hyperlink r:id="rId19">
-        <w:r>
-          <w:rPr>
-            <w:rtl/>
-            <w:cs/>
-            <w:lang w:val="ar_AE" w:bidi="ar_AE"/>
-          </w:rPr>
-          <w:rPr>
-            <w:color w:val="0000EE"/>
-            <w:u w:val="single"/>
-          </w:rPr>
-          <w:t>2يوحنا 1: 7</w:t>
-        </w:r>
-      </w:hyperlink>
+      <w:r>
+        <w:rPr>
+          <w:rtl/>
+          <w:cs/>
+          <w:lang w:val="ar_AE" w:bidi="ar_AE"/>
+        </w:rPr>
+        <w:t>2يوحنا 1: 7</w:t>
+      </w:r>
       <w:r>
         <w:rPr>
           <w:rtl/>
@@ -860,20 +818,14 @@
           <w:lang w:val="ar_AE" w:bidi="ar_AE"/>
         </w:rPr>
       </w:r>
-      <w:hyperlink r:id="rId20">
-        <w:r>
-          <w:rPr>
-            <w:rtl/>
-            <w:cs/>
-            <w:lang w:val="ar_AE" w:bidi="ar_AE"/>
-          </w:rPr>
-          <w:rPr>
-            <w:color w:val="0000EE"/>
-            <w:u w:val="single"/>
-          </w:rPr>
-          <w:t>أعمال الرسل 8: 9–24</w:t>
-        </w:r>
-      </w:hyperlink>
+      <w:r>
+        <w:rPr>
+          <w:rtl/>
+          <w:cs/>
+          <w:lang w:val="ar_AE" w:bidi="ar_AE"/>
+        </w:rPr>
+        <w:t>أعمال الرسل 8: 9–24</w:t>
+      </w:r>
       <w:r>
         <w:rPr>
           <w:rtl/>
@@ -882,20 +834,14 @@
         </w:rPr>
         <w:t xml:space="preserve">؛ </w:t>
       </w:r>
-      <w:hyperlink r:id="rId21">
-        <w:r>
-          <w:rPr>
-            <w:rtl/>
-            <w:cs/>
-            <w:lang w:val="ar_AE" w:bidi="ar_AE"/>
-          </w:rPr>
-          <w:rPr>
-            <w:color w:val="0000EE"/>
-            <w:u w:val="single"/>
-          </w:rPr>
-          <w:t>2كورنثوس 11: 1–15</w:t>
-        </w:r>
-      </w:hyperlink>
+      <w:r>
+        <w:rPr>
+          <w:rtl/>
+          <w:cs/>
+          <w:lang w:val="ar_AE" w:bidi="ar_AE"/>
+        </w:rPr>
+        <w:t>2كورنثوس 11: 1–15</w:t>
+      </w:r>
       <w:r>
         <w:rPr>
           <w:rtl/>
@@ -904,20 +850,14 @@
         </w:rPr>
         <w:t xml:space="preserve">؛ </w:t>
       </w:r>
-      <w:hyperlink r:id="rId22">
-        <w:r>
-          <w:rPr>
-            <w:rtl/>
-            <w:cs/>
-            <w:lang w:val="ar_AE" w:bidi="ar_AE"/>
-          </w:rPr>
-          <w:rPr>
-            <w:color w:val="0000EE"/>
-            <w:u w:val="single"/>
-          </w:rPr>
-          <w:t>كولوسي 1: 23</w:t>
-        </w:r>
-      </w:hyperlink>
+      <w:r>
+        <w:rPr>
+          <w:rtl/>
+          <w:cs/>
+          <w:lang w:val="ar_AE" w:bidi="ar_AE"/>
+        </w:rPr>
+        <w:t>كولوسي 1: 23</w:t>
+      </w:r>
       <w:r>
         <w:rPr>
           <w:rtl/>
@@ -926,20 +866,14 @@
         </w:rPr>
         <w:t xml:space="preserve">؛ </w:t>
       </w:r>
-      <w:hyperlink r:id="rId23">
-        <w:r>
-          <w:rPr>
-            <w:rtl/>
-            <w:cs/>
-            <w:lang w:val="ar_AE" w:bidi="ar_AE"/>
-          </w:rPr>
-          <w:rPr>
-            <w:color w:val="0000EE"/>
-            <w:u w:val="single"/>
-          </w:rPr>
-          <w:t>2:6–23</w:t>
-        </w:r>
-      </w:hyperlink>
+      <w:r>
+        <w:rPr>
+          <w:rtl/>
+          <w:cs/>
+          <w:lang w:val="ar_AE" w:bidi="ar_AE"/>
+        </w:rPr>
+        <w:t>2:6–23</w:t>
+      </w:r>
       <w:r>
         <w:rPr>
           <w:rtl/>
@@ -948,20 +882,14 @@
         </w:rPr>
         <w:t xml:space="preserve">؛ </w:t>
       </w:r>
-      <w:hyperlink r:id="rId24">
-        <w:r>
-          <w:rPr>
-            <w:rtl/>
-            <w:cs/>
-            <w:lang w:val="ar_AE" w:bidi="ar_AE"/>
-          </w:rPr>
-          <w:rPr>
-            <w:color w:val="0000EE"/>
-            <w:u w:val="single"/>
-          </w:rPr>
-          <w:t>1تيموثاوس 6: 20</w:t>
-        </w:r>
-      </w:hyperlink>
+      <w:r>
+        <w:rPr>
+          <w:rtl/>
+          <w:cs/>
+          <w:lang w:val="ar_AE" w:bidi="ar_AE"/>
+        </w:rPr>
+        <w:t>1تيموثاوس 6: 20</w:t>
+      </w:r>
       <w:r>
         <w:rPr>
           <w:rtl/>
@@ -970,20 +898,14 @@
         </w:rPr>
         <w:t xml:space="preserve">؛ </w:t>
       </w:r>
-      <w:hyperlink r:id="rId25">
-        <w:r>
-          <w:rPr>
-            <w:rtl/>
-            <w:cs/>
-            <w:lang w:val="ar_AE" w:bidi="ar_AE"/>
-          </w:rPr>
-          <w:rPr>
-            <w:color w:val="0000EE"/>
-            <w:u w:val="single"/>
-          </w:rPr>
-          <w:t>2بطرس 2: 1–22</w:t>
-        </w:r>
-      </w:hyperlink>
+      <w:r>
+        <w:rPr>
+          <w:rtl/>
+          <w:cs/>
+          <w:lang w:val="ar_AE" w:bidi="ar_AE"/>
+        </w:rPr>
+        <w:t>2بطرس 2: 1–22</w:t>
+      </w:r>
       <w:r>
         <w:rPr>
           <w:rtl/>
@@ -992,20 +914,14 @@
         </w:rPr>
         <w:t xml:space="preserve">؛ </w:t>
       </w:r>
-      <w:hyperlink r:id="rId26">
-        <w:r>
-          <w:rPr>
-            <w:rtl/>
-            <w:cs/>
-            <w:lang w:val="ar_AE" w:bidi="ar_AE"/>
-          </w:rPr>
-          <w:rPr>
-            <w:color w:val="0000EE"/>
-            <w:u w:val="single"/>
-          </w:rPr>
-          <w:t>1يوحنا 4: 2–3</w:t>
-        </w:r>
-      </w:hyperlink>
+      <w:r>
+        <w:rPr>
+          <w:rtl/>
+          <w:cs/>
+          <w:lang w:val="ar_AE" w:bidi="ar_AE"/>
+        </w:rPr>
+        <w:t>1يوحنا 4: 2–3</w:t>
+      </w:r>
       <w:r>
         <w:rPr>
           <w:rtl/>
@@ -1014,20 +930,14 @@
         </w:rPr>
         <w:t xml:space="preserve">؛ </w:t>
       </w:r>
-      <w:hyperlink r:id="rId18">
-        <w:r>
-          <w:rPr>
-            <w:rtl/>
-            <w:cs/>
-            <w:lang w:val="ar_AE" w:bidi="ar_AE"/>
-          </w:rPr>
-          <w:rPr>
-            <w:color w:val="0000EE"/>
-            <w:u w:val="single"/>
-          </w:rPr>
-          <w:t>5: 5–8</w:t>
-        </w:r>
-      </w:hyperlink>
+      <w:r>
+        <w:rPr>
+          <w:rtl/>
+          <w:cs/>
+          <w:lang w:val="ar_AE" w:bidi="ar_AE"/>
+        </w:rPr>
+        <w:t>5: 5–8</w:t>
+      </w:r>
       <w:r>
         <w:rPr>
           <w:rtl/>
@@ -1036,20 +946,14 @@
         </w:rPr>
         <w:t xml:space="preserve">؛ </w:t>
       </w:r>
-      <w:hyperlink r:id="rId27">
-        <w:r>
-          <w:rPr>
-            <w:rtl/>
-            <w:cs/>
-            <w:lang w:val="ar_AE" w:bidi="ar_AE"/>
-          </w:rPr>
-          <w:rPr>
-            <w:color w:val="0000EE"/>
-            <w:u w:val="single"/>
-          </w:rPr>
-          <w:t>2يوحنا 1: 7–11</w:t>
-        </w:r>
-      </w:hyperlink>
+      <w:r>
+        <w:rPr>
+          <w:rtl/>
+          <w:cs/>
+          <w:lang w:val="ar_AE" w:bidi="ar_AE"/>
+        </w:rPr>
+        <w:t>2يوحنا 1: 7–11</w:t>
+      </w:r>
       <w:r>
         <w:rPr>
           <w:rtl/>
@@ -1058,20 +962,14 @@
         </w:rPr>
         <w:t xml:space="preserve">؛ </w:t>
       </w:r>
-      <w:hyperlink r:id="rId28">
-        <w:r>
-          <w:rPr>
-            <w:rtl/>
-            <w:cs/>
-            <w:lang w:val="ar_AE" w:bidi="ar_AE"/>
-          </w:rPr>
-          <w:rPr>
-            <w:color w:val="0000EE"/>
-            <w:u w:val="single"/>
-          </w:rPr>
-          <w:t>3يوحنا 1: 9–12</w:t>
-        </w:r>
-      </w:hyperlink>
+      <w:r>
+        <w:rPr>
+          <w:rtl/>
+          <w:cs/>
+          <w:lang w:val="ar_AE" w:bidi="ar_AE"/>
+        </w:rPr>
+        <w:t>3يوحنا 1: 9–12</w:t>
+      </w:r>
       <w:r>
         <w:rPr>
           <w:rtl/>
@@ -1080,20 +978,14 @@
         </w:rPr>
         <w:t xml:space="preserve">؛ </w:t>
       </w:r>
-      <w:hyperlink r:id="rId29">
-        <w:r>
-          <w:rPr>
-            <w:rtl/>
-            <w:cs/>
-            <w:lang w:val="ar_AE" w:bidi="ar_AE"/>
-          </w:rPr>
-          <w:rPr>
-            <w:color w:val="0000EE"/>
-            <w:u w:val="single"/>
-          </w:rPr>
-          <w:t>رؤيا 2: 2</w:t>
-        </w:r>
-      </w:hyperlink>
+      <w:r>
+        <w:rPr>
+          <w:rtl/>
+          <w:cs/>
+          <w:lang w:val="ar_AE" w:bidi="ar_AE"/>
+        </w:rPr>
+        <w:t>رؤيا 2: 2</w:t>
+      </w:r>
       <w:r>
         <w:rPr>
           <w:rtl/>
@@ -1102,20 +994,14 @@
         </w:rPr>
         <w:t xml:space="preserve">، </w:t>
       </w:r>
-      <w:hyperlink r:id="rId30">
-        <w:r>
-          <w:rPr>
-            <w:rtl/>
-            <w:cs/>
-            <w:lang w:val="ar_AE" w:bidi="ar_AE"/>
-          </w:rPr>
-          <w:rPr>
-            <w:color w:val="0000EE"/>
-            <w:u w:val="single"/>
-          </w:rPr>
-          <w:t>14–16</w:t>
-        </w:r>
-      </w:hyperlink>
+      <w:r>
+        <w:rPr>
+          <w:rtl/>
+          <w:cs/>
+          <w:lang w:val="ar_AE" w:bidi="ar_AE"/>
+        </w:rPr>
+        <w:t>14–16</w:t>
+      </w:r>
       <w:r>
         <w:rPr>
           <w:rtl/>
@@ -1124,20 +1010,14 @@
         </w:rPr>
         <w:t xml:space="preserve">، </w:t>
       </w:r>
-      <w:hyperlink r:id="rId31">
-        <w:r>
-          <w:rPr>
-            <w:rtl/>
-            <w:cs/>
-            <w:lang w:val="ar_AE" w:bidi="ar_AE"/>
-          </w:rPr>
-          <w:rPr>
-            <w:color w:val="0000EE"/>
-            <w:u w:val="single"/>
-          </w:rPr>
-          <w:t>20–25</w:t>
-        </w:r>
-      </w:hyperlink>
+      <w:r>
+        <w:rPr>
+          <w:rtl/>
+          <w:cs/>
+          <w:lang w:val="ar_AE" w:bidi="ar_AE"/>
+        </w:rPr>
+        <w:t>20–25</w:t>
+      </w:r>
       <w:r>
         <w:rPr>
           <w:rtl/>
@@ -1225,20 +1105,14 @@
         </w:rPr>
         <w:t>في العهد القديم، كثيرًا ما يتحدّث الله إلى الشعب كله بصيغة المفرد، مما يسلّط الضوء على وحدتهم كجماعة واحدة. فعلى سبيل المثال، تُستخدَم الوصايا العشر وبركة هرون بصيغة المفرد (</w:t>
       </w:r>
-      <w:hyperlink r:id="rId32">
-        <w:r>
-          <w:rPr>
-            <w:rtl/>
-            <w:cs/>
-            <w:lang w:val="ar_AE" w:bidi="ar_AE"/>
-          </w:rPr>
-          <w:rPr>
-            <w:color w:val="0000EE"/>
-            <w:u w:val="single"/>
-          </w:rPr>
-          <w:t>خروج 20:2–17</w:t>
-        </w:r>
-      </w:hyperlink>
+      <w:r>
+        <w:rPr>
+          <w:rtl/>
+          <w:cs/>
+          <w:lang w:val="ar_AE" w:bidi="ar_AE"/>
+        </w:rPr>
+        <w:t>خروج 20:2–17</w:t>
+      </w:r>
       <w:r>
         <w:rPr>
           <w:rtl/>
@@ -1247,20 +1121,14 @@
         </w:rPr>
         <w:t xml:space="preserve">؛ </w:t>
       </w:r>
-      <w:hyperlink r:id="rId33">
-        <w:r>
-          <w:rPr>
-            <w:rtl/>
-            <w:cs/>
-            <w:lang w:val="ar_AE" w:bidi="ar_AE"/>
-          </w:rPr>
-          <w:rPr>
-            <w:color w:val="0000EE"/>
-            <w:u w:val="single"/>
-          </w:rPr>
-          <w:t>عدد 6:24–26</w:t>
-        </w:r>
-      </w:hyperlink>
+      <w:r>
+        <w:rPr>
+          <w:rtl/>
+          <w:cs/>
+          <w:lang w:val="ar_AE" w:bidi="ar_AE"/>
+        </w:rPr>
+        <w:t>عدد 6:24–26</w:t>
+      </w:r>
       <w:r>
         <w:rPr>
           <w:rtl/>
@@ -1305,20 +1173,14 @@
         </w:rPr>
         <w:t>" (</w:t>
       </w:r>
-      <w:hyperlink r:id="rId34">
-        <w:r>
-          <w:rPr>
-            <w:rtl/>
-            <w:cs/>
-            <w:lang w:val="ar_AE" w:bidi="ar_AE"/>
-          </w:rPr>
-          <w:rPr>
-            <w:color w:val="0000EE"/>
-            <w:u w:val="single"/>
-          </w:rPr>
-          <w:t>نحميا 1:6–7</w:t>
-        </w:r>
-      </w:hyperlink>
+      <w:r>
+        <w:rPr>
+          <w:rtl/>
+          <w:cs/>
+          <w:lang w:val="ar_AE" w:bidi="ar_AE"/>
+        </w:rPr>
+        <w:t>نحميا 1:6–7</w:t>
+      </w:r>
       <w:r>
         <w:rPr>
           <w:rtl/>
@@ -1347,20 +1209,14 @@
         </w:rPr>
         <w:t>بطريقة مماثلة، كان يمكن لرئيس الكهنة أن يُمثّل الشعب كله في يوم الكفّارة (</w:t>
       </w:r>
-      <w:hyperlink r:id="rId35">
-        <w:r>
-          <w:rPr>
-            <w:rtl/>
-            <w:cs/>
-            <w:lang w:val="ar_AE" w:bidi="ar_AE"/>
-          </w:rPr>
-          <w:rPr>
-            <w:color w:val="0000EE"/>
-            <w:u w:val="single"/>
-          </w:rPr>
-          <w:t>لاويين 16</w:t>
-        </w:r>
-      </w:hyperlink>
+      <w:r>
+        <w:rPr>
+          <w:rtl/>
+          <w:cs/>
+          <w:lang w:val="ar_AE" w:bidi="ar_AE"/>
+        </w:rPr>
+        <w:t>لاويين 16</w:t>
+      </w:r>
       <w:r>
         <w:rPr>
           <w:rtl/>
@@ -1369,20 +1225,14 @@
         </w:rPr>
         <w:t>). ونظرًا للارتباط الوثيق بين الأفراد والمجتمع، يمكن أن تتحول خطية الشخص إلى خطية جماعية إن لم يتم التعامل معها (</w:t>
       </w:r>
-      <w:hyperlink r:id="rId36">
-        <w:r>
-          <w:rPr>
-            <w:rtl/>
-            <w:cs/>
-            <w:lang w:val="ar_AE" w:bidi="ar_AE"/>
-          </w:rPr>
-          <w:rPr>
-            <w:color w:val="0000EE"/>
-            <w:u w:val="single"/>
-          </w:rPr>
-          <w:t>لاويين 4:3–21</w:t>
-        </w:r>
-      </w:hyperlink>
+      <w:r>
+        <w:rPr>
+          <w:rtl/>
+          <w:cs/>
+          <w:lang w:val="ar_AE" w:bidi="ar_AE"/>
+        </w:rPr>
+        <w:t>لاويين 4:3–21</w:t>
+      </w:r>
       <w:r>
         <w:rPr>
           <w:rtl/>
@@ -1391,20 +1241,14 @@
         </w:rPr>
         <w:t xml:space="preserve">; </w:t>
       </w:r>
-      <w:hyperlink r:id="rId37">
-        <w:r>
-          <w:rPr>
-            <w:rtl/>
-            <w:cs/>
-            <w:lang w:val="ar_AE" w:bidi="ar_AE"/>
-          </w:rPr>
-          <w:rPr>
-            <w:color w:val="0000EE"/>
-            <w:u w:val="single"/>
-          </w:rPr>
-          <w:t>20:1–5</w:t>
-        </w:r>
-      </w:hyperlink>
+      <w:r>
+        <w:rPr>
+          <w:rtl/>
+          <w:cs/>
+          <w:lang w:val="ar_AE" w:bidi="ar_AE"/>
+        </w:rPr>
+        <w:t>20:1–5</w:t>
+      </w:r>
       <w:r>
         <w:rPr>
           <w:rtl/>
@@ -1433,20 +1277,14 @@
         </w:rPr>
         <w:t>وأيضًا، على نفس النهج، يصف بولس المجتمع المسيحي بأنه "جسد المسيح" (</w:t>
       </w:r>
-      <w:hyperlink r:id="rId38">
-        <w:r>
-          <w:rPr>
-            <w:rtl/>
-            <w:cs/>
-            <w:lang w:val="ar_AE" w:bidi="ar_AE"/>
-          </w:rPr>
-          <w:rPr>
-            <w:color w:val="0000EE"/>
-            <w:u w:val="single"/>
-          </w:rPr>
-          <w:t>كورنثوس الأولى 12:27</w:t>
-        </w:r>
-      </w:hyperlink>
+      <w:r>
+        <w:rPr>
+          <w:rtl/>
+          <w:cs/>
+          <w:lang w:val="ar_AE" w:bidi="ar_AE"/>
+        </w:rPr>
+        <w:t>كورنثوس الأولى 12:27</w:t>
+      </w:r>
       <w:r>
         <w:rPr>
           <w:rtl/>
@@ -1455,20 +1293,14 @@
         </w:rPr>
         <w:t xml:space="preserve">; </w:t>
       </w:r>
-      <w:hyperlink r:id="rId39">
-        <w:r>
-          <w:rPr>
-            <w:rtl/>
-            <w:cs/>
-            <w:lang w:val="ar_AE" w:bidi="ar_AE"/>
-          </w:rPr>
-          <w:rPr>
-            <w:color w:val="0000EE"/>
-            <w:u w:val="single"/>
-          </w:rPr>
-          <w:t>أفسس 4:12</w:t>
-        </w:r>
-      </w:hyperlink>
+      <w:r>
+        <w:rPr>
+          <w:rtl/>
+          <w:cs/>
+          <w:lang w:val="ar_AE" w:bidi="ar_AE"/>
+        </w:rPr>
+        <w:t>أفسس 4:12</w:t>
+      </w:r>
       <w:r>
         <w:rPr>
           <w:rtl/>
@@ -1477,20 +1309,14 @@
         </w:rPr>
         <w:t>). فالأعضاء يتشاركون هوية المسيح من خلال الروح القدس، ويُظهِرون حياته في حياتهم اليومية. معًا، ويعلنون حضوره وشخصه للعالم. ويشجع الرسول بولس كنيسة غلاطية على أن يحملوا بعضهم أثقال البعض، وهكذا يتمثّلون بالمسيح ويعيشون كمثاله (</w:t>
       </w:r>
-      <w:hyperlink r:id="rId40">
-        <w:r>
-          <w:rPr>
-            <w:rtl/>
-            <w:cs/>
-            <w:lang w:val="ar_AE" w:bidi="ar_AE"/>
-          </w:rPr>
-          <w:rPr>
-            <w:color w:val="0000EE"/>
-            <w:u w:val="single"/>
-          </w:rPr>
-          <w:t>غلاطية 6:2</w:t>
-        </w:r>
-      </w:hyperlink>
+      <w:r>
+        <w:rPr>
+          <w:rtl/>
+          <w:cs/>
+          <w:lang w:val="ar_AE" w:bidi="ar_AE"/>
+        </w:rPr>
+        <w:t>غلاطية 6:2</w:t>
+      </w:r>
       <w:r>
         <w:rPr>
           <w:rtl/>
@@ -1499,20 +1325,14 @@
         </w:rPr>
         <w:t xml:space="preserve">; </w:t>
       </w:r>
-      <w:hyperlink r:id="rId41">
-        <w:r>
-          <w:rPr>
-            <w:rtl/>
-            <w:cs/>
-            <w:lang w:val="ar_AE" w:bidi="ar_AE"/>
-          </w:rPr>
-          <w:rPr>
-            <w:color w:val="0000EE"/>
-            <w:u w:val="single"/>
-          </w:rPr>
-          <w:t>متّى 11:28–30</w:t>
-        </w:r>
-      </w:hyperlink>
+      <w:r>
+        <w:rPr>
+          <w:rtl/>
+          <w:cs/>
+          <w:lang w:val="ar_AE" w:bidi="ar_AE"/>
+        </w:rPr>
+        <w:t>متّى 11:28–30</w:t>
+      </w:r>
       <w:r>
         <w:rPr>
           <w:rtl/>
@@ -1554,20 +1374,14 @@
           <w:lang w:val="ar_AE" w:bidi="ar_AE"/>
         </w:rPr>
       </w:r>
-      <w:hyperlink r:id="rId42">
-        <w:r>
-          <w:rPr>
-            <w:rtl/>
-            <w:cs/>
-            <w:lang w:val="ar_AE" w:bidi="ar_AE"/>
-          </w:rPr>
-          <w:rPr>
-            <w:color w:val="0000EE"/>
-            <w:u w:val="single"/>
-          </w:rPr>
-          <w:t>خروج 20:5–6</w:t>
-        </w:r>
-      </w:hyperlink>
+      <w:r>
+        <w:rPr>
+          <w:rtl/>
+          <w:cs/>
+          <w:lang w:val="ar_AE" w:bidi="ar_AE"/>
+        </w:rPr>
+        <w:t>خروج 20:5–6</w:t>
+      </w:r>
       <w:r>
         <w:rPr>
           <w:rtl/>
@@ -1576,20 +1390,14 @@
         </w:rPr>
         <w:t xml:space="preserve">، </w:t>
       </w:r>
-      <w:hyperlink r:id="rId43">
-        <w:r>
-          <w:rPr>
-            <w:rtl/>
-            <w:cs/>
-            <w:lang w:val="ar_AE" w:bidi="ar_AE"/>
-          </w:rPr>
-          <w:rPr>
-            <w:color w:val="0000EE"/>
-            <w:u w:val="single"/>
-          </w:rPr>
-          <w:t>8–10</w:t>
-        </w:r>
-      </w:hyperlink>
+      <w:r>
+        <w:rPr>
+          <w:rtl/>
+          <w:cs/>
+          <w:lang w:val="ar_AE" w:bidi="ar_AE"/>
+        </w:rPr>
+        <w:t>8–10</w:t>
+      </w:r>
       <w:r>
         <w:rPr>
           <w:rtl/>
@@ -1598,20 +1406,14 @@
         </w:rPr>
         <w:t xml:space="preserve">؛ </w:t>
       </w:r>
-      <w:hyperlink r:id="rId36">
-        <w:r>
-          <w:rPr>
-            <w:rtl/>
-            <w:cs/>
-            <w:lang w:val="ar_AE" w:bidi="ar_AE"/>
-          </w:rPr>
-          <w:rPr>
-            <w:color w:val="0000EE"/>
-            <w:u w:val="single"/>
-          </w:rPr>
-          <w:t>لاويين 4:3–21</w:t>
-        </w:r>
-      </w:hyperlink>
+      <w:r>
+        <w:rPr>
+          <w:rtl/>
+          <w:cs/>
+          <w:lang w:val="ar_AE" w:bidi="ar_AE"/>
+        </w:rPr>
+        <w:t>لاويين 4:3–21</w:t>
+      </w:r>
       <w:r>
         <w:rPr>
           <w:rtl/>
@@ -1620,20 +1422,14 @@
         </w:rPr>
         <w:t xml:space="preserve">؛ </w:t>
       </w:r>
-      <w:hyperlink r:id="rId37">
-        <w:r>
-          <w:rPr>
-            <w:rtl/>
-            <w:cs/>
-            <w:lang w:val="ar_AE" w:bidi="ar_AE"/>
-          </w:rPr>
-          <w:rPr>
-            <w:color w:val="0000EE"/>
-            <w:u w:val="single"/>
-          </w:rPr>
-          <w:t>20:1–5</w:t>
-        </w:r>
-      </w:hyperlink>
+      <w:r>
+        <w:rPr>
+          <w:rtl/>
+          <w:cs/>
+          <w:lang w:val="ar_AE" w:bidi="ar_AE"/>
+        </w:rPr>
+        <w:t>20:1–5</w:t>
+      </w:r>
       <w:r>
         <w:rPr>
           <w:rtl/>
@@ -1642,20 +1438,14 @@
         </w:rPr>
         <w:t xml:space="preserve">؛ </w:t>
       </w:r>
-      <w:hyperlink r:id="rId44">
-        <w:r>
-          <w:rPr>
-            <w:rtl/>
-            <w:cs/>
-            <w:lang w:val="ar_AE" w:bidi="ar_AE"/>
-          </w:rPr>
-          <w:rPr>
-            <w:color w:val="0000EE"/>
-            <w:u w:val="single"/>
-          </w:rPr>
-          <w:t>يشوع 7:1–26</w:t>
-        </w:r>
-      </w:hyperlink>
+      <w:r>
+        <w:rPr>
+          <w:rtl/>
+          <w:cs/>
+          <w:lang w:val="ar_AE" w:bidi="ar_AE"/>
+        </w:rPr>
+        <w:t>يشوع 7:1–26</w:t>
+      </w:r>
       <w:r>
         <w:rPr>
           <w:rtl/>
@@ -1664,20 +1454,14 @@
         </w:rPr>
         <w:t xml:space="preserve">؛ </w:t>
       </w:r>
-      <w:hyperlink r:id="rId34">
-        <w:r>
-          <w:rPr>
-            <w:rtl/>
-            <w:cs/>
-            <w:lang w:val="ar_AE" w:bidi="ar_AE"/>
-          </w:rPr>
-          <w:rPr>
-            <w:color w:val="0000EE"/>
-            <w:u w:val="single"/>
-          </w:rPr>
-          <w:t>نحميا 1:6–7</w:t>
-        </w:r>
-      </w:hyperlink>
+      <w:r>
+        <w:rPr>
+          <w:rtl/>
+          <w:cs/>
+          <w:lang w:val="ar_AE" w:bidi="ar_AE"/>
+        </w:rPr>
+        <w:t>نحميا 1:6–7</w:t>
+      </w:r>
       <w:r>
         <w:rPr>
           <w:rtl/>
@@ -1686,20 +1470,14 @@
         </w:rPr>
         <w:t xml:space="preserve">؛ </w:t>
       </w:r>
-      <w:hyperlink r:id="rId45">
-        <w:r>
-          <w:rPr>
-            <w:rtl/>
-            <w:cs/>
-            <w:lang w:val="ar_AE" w:bidi="ar_AE"/>
-          </w:rPr>
-          <w:rPr>
-            <w:color w:val="0000EE"/>
-            <w:u w:val="single"/>
-          </w:rPr>
-          <w:t>كورنثوس الأولى 12:12–27</w:t>
-        </w:r>
-      </w:hyperlink>
+      <w:r>
+        <w:rPr>
+          <w:rtl/>
+          <w:cs/>
+          <w:lang w:val="ar_AE" w:bidi="ar_AE"/>
+        </w:rPr>
+        <w:t>كورنثوس الأولى 12:12–27</w:t>
+      </w:r>
       <w:r>
         <w:rPr>
           <w:rtl/>
@@ -1708,20 +1486,14 @@
         </w:rPr>
         <w:t xml:space="preserve">؛ </w:t>
       </w:r>
-      <w:hyperlink r:id="rId40">
-        <w:r>
-          <w:rPr>
-            <w:rtl/>
-            <w:cs/>
-            <w:lang w:val="ar_AE" w:bidi="ar_AE"/>
-          </w:rPr>
-          <w:rPr>
-            <w:color w:val="0000EE"/>
-            <w:u w:val="single"/>
-          </w:rPr>
-          <w:t>غلاطية 6:2</w:t>
-        </w:r>
-      </w:hyperlink>
+      <w:r>
+        <w:rPr>
+          <w:rtl/>
+          <w:cs/>
+          <w:lang w:val="ar_AE" w:bidi="ar_AE"/>
+        </w:rPr>
+        <w:t>غلاطية 6:2</w:t>
+      </w:r>
       <w:r>
         <w:rPr>
           <w:rtl/>
@@ -1730,20 +1502,14 @@
         </w:rPr>
         <w:t xml:space="preserve">؛ </w:t>
       </w:r>
-      <w:hyperlink r:id="rId46">
-        <w:r>
-          <w:rPr>
-            <w:rtl/>
-            <w:cs/>
-            <w:lang w:val="ar_AE" w:bidi="ar_AE"/>
-          </w:rPr>
-          <w:rPr>
-            <w:color w:val="0000EE"/>
-            <w:u w:val="single"/>
-          </w:rPr>
-          <w:t>أفسس 4:11–13</w:t>
-        </w:r>
-      </w:hyperlink>
+      <w:r>
+        <w:rPr>
+          <w:rtl/>
+          <w:cs/>
+          <w:lang w:val="ar_AE" w:bidi="ar_AE"/>
+        </w:rPr>
+        <w:t>أفسس 4:11–13</w:t>
+      </w:r>
       <w:r>
         <w:rPr>
           <w:rtl/>
